--- a/Session21_assignment.docx
+++ b/Session21_assignment.docx
@@ -45,7 +45,7 @@
           <w:sz w:val="28"/>
           <w:szCs w:val="28"/>
         </w:rPr>
-        <w:t xml:space="preserve">Create a Python class called Product with attributes name and price, and a method </w:t>
+        <w:t xml:space="preserve">Use the requests library to send a POST request to https://jsonplaceholder.typicode.com/posts with a JSON payload containing a title, body, and </w:t>
       </w:r>
       <w:proofErr w:type="spellStart"/>
       <w:r>
@@ -53,15 +53,7 @@
           <w:sz w:val="28"/>
           <w:szCs w:val="28"/>
         </w:rPr>
-        <w:t>get_discounted_</w:t>
-      </w:r>
-      <w:proofErr w:type="gramStart"/>
-      <w:r>
-        <w:rPr>
-          <w:sz w:val="28"/>
-          <w:szCs w:val="28"/>
-        </w:rPr>
-        <w:t>price</w:t>
+        <w:t>userId</w:t>
       </w:r>
       <w:proofErr w:type="spellEnd"/>
       <w:r>
@@ -69,15 +61,7 @@
           <w:sz w:val="28"/>
           <w:szCs w:val="28"/>
         </w:rPr>
-        <w:t>(</w:t>
-      </w:r>
-      <w:proofErr w:type="gramEnd"/>
-      <w:r>
-        <w:rPr>
-          <w:sz w:val="28"/>
-          <w:szCs w:val="28"/>
-        </w:rPr>
-        <w:t>) that returns the price after applying a 10% discount.</w:t>
+        <w:t>, then print the response status code and JSON data.</w:t>
       </w:r>
     </w:p>
     <w:p>
